--- a/_Studying(6th_sem)/Cryptography/Лабораторные работы/3+вопросы к защите.docx
+++ b/_Studying(6th_sem)/Cryptography/Лабораторные работы/3+вопросы к защите.docx
@@ -22,7 +22,9 @@
         <w:rPr>
           <w:rFonts w:ascii="Times New Roman" w:cs="Times New Roman" w:eastAsia="Times New Roman" w:hAnsi="Times New Roman"/>
           <w:b w:val="1"/>
+          <w:bCs w:val="1"/>
           <w:i w:val="0"/>
+          <w:iCs w:val="0"/>
           <w:smallCaps w:val="0"/>
           <w:strike w:val="0"/>
           <w:color w:val="000000"/>
@@ -39,6 +41,7 @@
         <w:rPr>
           <w:rFonts w:ascii="Times New Roman" w:cs="Times New Roman" w:eastAsia="Times New Roman" w:hAnsi="Times New Roman"/>
           <w:b w:val="1"/>
+          <w:bCs w:val="1"/>
           <w:sz w:val="32"/>
           <w:szCs w:val="32"/>
           <w:rtl w:val="0"/>
@@ -49,7 +52,9 @@
         <w:rPr>
           <w:rFonts w:ascii="Times New Roman" w:cs="Times New Roman" w:eastAsia="Times New Roman" w:hAnsi="Times New Roman"/>
           <w:b w:val="1"/>
+          <w:bCs w:val="1"/>
           <w:i w:val="0"/>
+          <w:iCs w:val="0"/>
           <w:smallCaps w:val="0"/>
           <w:strike w:val="0"/>
           <w:color w:val="000000"/>
@@ -77,6 +82,7 @@
         <w:rPr>
           <w:rFonts w:ascii="Times New Roman" w:cs="Times New Roman" w:eastAsia="Times New Roman" w:hAnsi="Times New Roman"/>
           <w:b w:val="1"/>
+          <w:bCs w:val="1"/>
           <w:sz w:val="28"/>
           <w:szCs w:val="28"/>
           <w:rtl w:val="0"/>
@@ -100,6 +106,7 @@
         <w:rPr>
           <w:rFonts w:ascii="Times New Roman" w:cs="Times New Roman" w:eastAsia="Times New Roman" w:hAnsi="Times New Roman"/>
           <w:b w:val="1"/>
+          <w:bCs w:val="1"/>
           <w:sz w:val="28"/>
           <w:szCs w:val="28"/>
         </w:rPr>
@@ -108,6 +115,7 @@
         <w:rPr>
           <w:rFonts w:ascii="Times New Roman" w:cs="Times New Roman" w:eastAsia="Times New Roman" w:hAnsi="Times New Roman"/>
           <w:b w:val="1"/>
+          <w:bCs w:val="1"/>
           <w:sz w:val="28"/>
           <w:szCs w:val="28"/>
           <w:rtl w:val="0"/>
@@ -228,6 +236,7 @@
         <w:rPr>
           <w:rFonts w:ascii="Times New Roman" w:cs="Times New Roman" w:eastAsia="Times New Roman" w:hAnsi="Times New Roman"/>
           <w:b w:val="1"/>
+          <w:bCs w:val="1"/>
           <w:color w:val="000000"/>
           <w:sz w:val="28"/>
           <w:szCs w:val="28"/>
@@ -237,6 +246,7 @@
         <w:rPr>
           <w:rFonts w:ascii="Times New Roman" w:cs="Times New Roman" w:eastAsia="Times New Roman" w:hAnsi="Times New Roman"/>
           <w:b w:val="1"/>
+          <w:bCs w:val="1"/>
           <w:color w:val="000000"/>
           <w:sz w:val="28"/>
           <w:szCs w:val="28"/>
@@ -269,7 +279,9 @@
         <w:rPr>
           <w:rFonts w:ascii="Times New Roman" w:cs="Times New Roman" w:eastAsia="Times New Roman" w:hAnsi="Times New Roman"/>
           <w:b w:val="0"/>
+          <w:bCs w:val="0"/>
           <w:i w:val="0"/>
+          <w:iCs w:val="0"/>
           <w:smallCaps w:val="0"/>
           <w:strike w:val="0"/>
           <w:color w:val="000000"/>
@@ -284,7 +296,9 @@
         <w:rPr>
           <w:rFonts w:ascii="Times New Roman" w:cs="Times New Roman" w:eastAsia="Times New Roman" w:hAnsi="Times New Roman"/>
           <w:b w:val="0"/>
+          <w:bCs w:val="0"/>
           <w:i w:val="0"/>
+          <w:iCs w:val="0"/>
           <w:smallCaps w:val="0"/>
           <w:strike w:val="0"/>
           <w:color w:val="000000"/>
@@ -313,12 +327,12 @@
           <wp:inline distB="0" distT="0" distL="0" distR="0">
             <wp:extent cx="6162038" cy="2151381"/>
             <wp:effectExtent b="0" l="0" r="0" t="0"/>
-            <wp:docPr id="12" name="image8.png"/>
+            <wp:docPr id="23" name="image10.png"/>
             <a:graphic>
               <a:graphicData uri="http://schemas.openxmlformats.org/drawingml/2006/picture">
                 <pic:pic>
                   <pic:nvPicPr>
-                    <pic:cNvPr id="0" name="image8.png"/>
+                    <pic:cNvPr id="0" name="image10.png"/>
                     <pic:cNvPicPr preferRelativeResize="0"/>
                   </pic:nvPicPr>
                   <pic:blipFill>
@@ -409,7 +423,9 @@
         <w:rPr>
           <w:rFonts w:ascii="Times New Roman" w:cs="Times New Roman" w:eastAsia="Times New Roman" w:hAnsi="Times New Roman"/>
           <w:b w:val="0"/>
+          <w:bCs w:val="0"/>
           <w:i w:val="0"/>
+          <w:iCs w:val="0"/>
           <w:smallCaps w:val="0"/>
           <w:strike w:val="0"/>
           <w:color w:val="000000"/>
@@ -424,7 +440,9 @@
         <w:rPr>
           <w:rFonts w:ascii="Times New Roman" w:cs="Times New Roman" w:eastAsia="Times New Roman" w:hAnsi="Times New Roman"/>
           <w:b w:val="0"/>
+          <w:bCs w:val="0"/>
           <w:i w:val="0"/>
+          <w:iCs w:val="0"/>
           <w:smallCaps w:val="0"/>
           <w:strike w:val="0"/>
           <w:color w:val="000000"/>
@@ -462,7 +480,9 @@
         <w:rPr>
           <w:rFonts w:ascii="Times New Roman" w:cs="Times New Roman" w:eastAsia="Times New Roman" w:hAnsi="Times New Roman"/>
           <w:b w:val="0"/>
+          <w:bCs w:val="0"/>
           <w:i w:val="0"/>
+          <w:iCs w:val="0"/>
           <w:smallCaps w:val="0"/>
           <w:strike w:val="0"/>
           <w:color w:val="000000"/>
@@ -477,7 +497,9 @@
         <w:rPr>
           <w:rFonts w:ascii="Times New Roman" w:cs="Times New Roman" w:eastAsia="Times New Roman" w:hAnsi="Times New Roman"/>
           <w:b w:val="0"/>
+          <w:bCs w:val="0"/>
           <w:i w:val="0"/>
+          <w:iCs w:val="0"/>
           <w:smallCaps w:val="0"/>
           <w:strike w:val="0"/>
           <w:color w:val="000000"/>
@@ -515,7 +537,9 @@
         <w:rPr>
           <w:rFonts w:ascii="Times New Roman" w:cs="Times New Roman" w:eastAsia="Times New Roman" w:hAnsi="Times New Roman"/>
           <w:b w:val="0"/>
+          <w:bCs w:val="0"/>
           <w:i w:val="0"/>
+          <w:iCs w:val="0"/>
           <w:smallCaps w:val="0"/>
           <w:strike w:val="0"/>
           <w:color w:val="000000"/>
@@ -530,7 +554,9 @@
         <w:rPr>
           <w:rFonts w:ascii="Times New Roman" w:cs="Times New Roman" w:eastAsia="Times New Roman" w:hAnsi="Times New Roman"/>
           <w:b w:val="0"/>
+          <w:bCs w:val="0"/>
           <w:i w:val="0"/>
+          <w:iCs w:val="0"/>
           <w:smallCaps w:val="0"/>
           <w:strike w:val="0"/>
           <w:color w:val="000000"/>
@@ -568,7 +594,9 @@
         <w:rPr>
           <w:rFonts w:ascii="Times New Roman" w:cs="Times New Roman" w:eastAsia="Times New Roman" w:hAnsi="Times New Roman"/>
           <w:b w:val="0"/>
+          <w:bCs w:val="0"/>
           <w:i w:val="0"/>
+          <w:iCs w:val="0"/>
           <w:smallCaps w:val="0"/>
           <w:strike w:val="0"/>
           <w:color w:val="000000"/>
@@ -583,7 +611,9 @@
         <w:rPr>
           <w:rFonts w:ascii="Times New Roman" w:cs="Times New Roman" w:eastAsia="Times New Roman" w:hAnsi="Times New Roman"/>
           <w:b w:val="0"/>
+          <w:bCs w:val="0"/>
           <w:i w:val="0"/>
+          <w:iCs w:val="0"/>
           <w:smallCaps w:val="0"/>
           <w:strike w:val="0"/>
           <w:color w:val="000000"/>
@@ -621,7 +651,9 @@
         <w:rPr>
           <w:rFonts w:ascii="Times New Roman" w:cs="Times New Roman" w:eastAsia="Times New Roman" w:hAnsi="Times New Roman"/>
           <w:b w:val="0"/>
+          <w:bCs w:val="0"/>
           <w:i w:val="0"/>
+          <w:iCs w:val="0"/>
           <w:smallCaps w:val="0"/>
           <w:strike w:val="0"/>
           <w:color w:val="000000"/>
@@ -636,7 +668,9 @@
         <w:rPr>
           <w:rFonts w:ascii="Times New Roman" w:cs="Times New Roman" w:eastAsia="Times New Roman" w:hAnsi="Times New Roman"/>
           <w:b w:val="0"/>
+          <w:bCs w:val="0"/>
           <w:i w:val="0"/>
+          <w:iCs w:val="0"/>
           <w:smallCaps w:val="0"/>
           <w:strike w:val="0"/>
           <w:color w:val="000000"/>
@@ -695,7 +729,9 @@
         <w:rPr>
           <w:rFonts w:ascii="Times New Roman" w:cs="Times New Roman" w:eastAsia="Times New Roman" w:hAnsi="Times New Roman"/>
           <w:b w:val="0"/>
+          <w:bCs w:val="0"/>
           <w:i w:val="0"/>
+          <w:iCs w:val="0"/>
           <w:smallCaps w:val="0"/>
           <w:strike w:val="0"/>
           <w:color w:val="000000"/>
@@ -710,7 +746,9 @@
         <w:rPr>
           <w:rFonts w:ascii="Times New Roman" w:cs="Times New Roman" w:eastAsia="Times New Roman" w:hAnsi="Times New Roman"/>
           <w:b w:val="0"/>
+          <w:bCs w:val="0"/>
           <w:i w:val="0"/>
+          <w:iCs w:val="0"/>
           <w:smallCaps w:val="0"/>
           <w:strike w:val="0"/>
           <w:color w:val="000000"/>
@@ -739,12 +777,12 @@
           <wp:inline distB="0" distT="0" distL="0" distR="0">
             <wp:extent cx="5760085" cy="1834515"/>
             <wp:effectExtent b="0" l="0" r="0" t="0"/>
-            <wp:docPr id="14" name="image11.png"/>
+            <wp:docPr id="25" name="image8.png"/>
             <a:graphic>
               <a:graphicData uri="http://schemas.openxmlformats.org/drawingml/2006/picture">
                 <pic:pic>
                   <pic:nvPicPr>
-                    <pic:cNvPr id="0" name="image11.png"/>
+                    <pic:cNvPr id="0" name="image8.png"/>
                     <pic:cNvPicPr preferRelativeResize="0"/>
                   </pic:nvPicPr>
                   <pic:blipFill>
@@ -819,7 +857,9 @@
         <w:rPr>
           <w:rFonts w:ascii="Times New Roman" w:cs="Times New Roman" w:eastAsia="Times New Roman" w:hAnsi="Times New Roman"/>
           <w:b w:val="0"/>
+          <w:bCs w:val="0"/>
           <w:i w:val="0"/>
+          <w:iCs w:val="0"/>
           <w:smallCaps w:val="0"/>
           <w:strike w:val="0"/>
           <w:color w:val="000000"/>
@@ -834,7 +874,9 @@
         <w:rPr>
           <w:rFonts w:ascii="Times New Roman" w:cs="Times New Roman" w:eastAsia="Times New Roman" w:hAnsi="Times New Roman"/>
           <w:b w:val="0"/>
+          <w:bCs w:val="0"/>
           <w:i w:val="0"/>
+          <w:iCs w:val="0"/>
           <w:smallCaps w:val="0"/>
           <w:strike w:val="0"/>
           <w:color w:val="000000"/>
@@ -864,12 +906,12 @@
           <wp:inline distB="0" distT="0" distL="0" distR="0">
             <wp:extent cx="5760085" cy="1935480"/>
             <wp:effectExtent b="0" l="0" r="0" t="0"/>
-            <wp:docPr id="13" name="image10.png"/>
+            <wp:docPr id="24" name="image6.png"/>
             <a:graphic>
               <a:graphicData uri="http://schemas.openxmlformats.org/drawingml/2006/picture">
                 <pic:pic>
                   <pic:nvPicPr>
-                    <pic:cNvPr id="0" name="image10.png"/>
+                    <pic:cNvPr id="0" name="image6.png"/>
                     <pic:cNvPicPr preferRelativeResize="0"/>
                   </pic:nvPicPr>
                   <pic:blipFill>
@@ -923,7 +965,9 @@
         <w:rPr>
           <w:rFonts w:ascii="Times New Roman" w:cs="Times New Roman" w:eastAsia="Times New Roman" w:hAnsi="Times New Roman"/>
           <w:b w:val="0"/>
+          <w:bCs w:val="0"/>
           <w:i w:val="0"/>
+          <w:iCs w:val="0"/>
           <w:smallCaps w:val="0"/>
           <w:strike w:val="0"/>
           <w:color w:val="000000"/>
@@ -938,7 +982,9 @@
         <w:rPr>
           <w:rFonts w:ascii="Times New Roman" w:cs="Times New Roman" w:eastAsia="Times New Roman" w:hAnsi="Times New Roman"/>
           <w:b w:val="0"/>
+          <w:bCs w:val="0"/>
           <w:i w:val="0"/>
+          <w:iCs w:val="0"/>
           <w:smallCaps w:val="0"/>
           <w:strike w:val="0"/>
           <w:color w:val="000000"/>
@@ -968,12 +1014,12 @@
           <wp:inline distB="0" distT="0" distL="0" distR="0">
             <wp:extent cx="5760085" cy="3418840"/>
             <wp:effectExtent b="0" l="0" r="0" t="0"/>
-            <wp:docPr id="16" name="image3.png"/>
+            <wp:docPr id="27" name="image5.png"/>
             <a:graphic>
               <a:graphicData uri="http://schemas.openxmlformats.org/drawingml/2006/picture">
                 <pic:pic>
                   <pic:nvPicPr>
-                    <pic:cNvPr id="0" name="image3.png"/>
+                    <pic:cNvPr id="0" name="image5.png"/>
                     <pic:cNvPicPr preferRelativeResize="0"/>
                   </pic:nvPicPr>
                   <pic:blipFill>
@@ -1086,7 +1132,9 @@
         <w:rPr>
           <w:rFonts w:ascii="Times New Roman" w:cs="Times New Roman" w:eastAsia="Times New Roman" w:hAnsi="Times New Roman"/>
           <w:b w:val="0"/>
+          <w:bCs w:val="0"/>
           <w:i w:val="0"/>
+          <w:iCs w:val="0"/>
           <w:smallCaps w:val="0"/>
           <w:strike w:val="0"/>
           <w:color w:val="000000"/>
@@ -1101,7 +1149,9 @@
         <w:rPr>
           <w:rFonts w:ascii="Times New Roman" w:cs="Times New Roman" w:eastAsia="Times New Roman" w:hAnsi="Times New Roman"/>
           <w:b w:val="0"/>
+          <w:bCs w:val="0"/>
           <w:i w:val="0"/>
+          <w:iCs w:val="0"/>
           <w:smallCaps w:val="0"/>
           <w:strike w:val="0"/>
           <w:color w:val="000000"/>
@@ -1139,7 +1189,9 @@
         <w:rPr>
           <w:rFonts w:ascii="Times New Roman" w:cs="Times New Roman" w:eastAsia="Times New Roman" w:hAnsi="Times New Roman"/>
           <w:b w:val="0"/>
+          <w:bCs w:val="0"/>
           <w:i w:val="0"/>
+          <w:iCs w:val="0"/>
           <w:smallCaps w:val="0"/>
           <w:strike w:val="0"/>
           <w:color w:val="000000"/>
@@ -1154,7 +1206,9 @@
         <w:rPr>
           <w:rFonts w:ascii="Times New Roman" w:cs="Times New Roman" w:eastAsia="Times New Roman" w:hAnsi="Times New Roman"/>
           <w:b w:val="0"/>
+          <w:bCs w:val="0"/>
           <w:i w:val="0"/>
+          <w:iCs w:val="0"/>
           <w:smallCaps w:val="0"/>
           <w:strike w:val="0"/>
           <w:color w:val="000000"/>
@@ -1190,12 +1244,12 @@
           <wp:inline distB="0" distT="0" distL="0" distR="0">
             <wp:extent cx="5760085" cy="2020570"/>
             <wp:effectExtent b="0" l="0" r="0" t="0"/>
-            <wp:docPr id="15" name="image5.png"/>
+            <wp:docPr id="26" name="image3.png"/>
             <a:graphic>
               <a:graphicData uri="http://schemas.openxmlformats.org/drawingml/2006/picture">
                 <pic:pic>
                   <pic:nvPicPr>
-                    <pic:cNvPr id="0" name="image5.png"/>
+                    <pic:cNvPr id="0" name="image3.png"/>
                     <pic:cNvPicPr preferRelativeResize="0"/>
                   </pic:nvPicPr>
                   <pic:blipFill>
@@ -1249,7 +1303,9 @@
         <w:rPr>
           <w:rFonts w:ascii="Times New Roman" w:cs="Times New Roman" w:eastAsia="Times New Roman" w:hAnsi="Times New Roman"/>
           <w:b w:val="0"/>
+          <w:bCs w:val="0"/>
           <w:i w:val="0"/>
+          <w:iCs w:val="0"/>
           <w:smallCaps w:val="0"/>
           <w:strike w:val="0"/>
           <w:color w:val="000000"/>
@@ -1264,7 +1320,9 @@
         <w:rPr>
           <w:rFonts w:ascii="Times New Roman" w:cs="Times New Roman" w:eastAsia="Times New Roman" w:hAnsi="Times New Roman"/>
           <w:b w:val="0"/>
+          <w:bCs w:val="0"/>
           <w:i w:val="0"/>
+          <w:iCs w:val="0"/>
           <w:smallCaps w:val="0"/>
           <w:strike w:val="0"/>
           <w:color w:val="000000"/>
@@ -1302,7 +1360,9 @@
         <w:rPr>
           <w:rFonts w:ascii="Times New Roman" w:cs="Times New Roman" w:eastAsia="Times New Roman" w:hAnsi="Times New Roman"/>
           <w:b w:val="0"/>
+          <w:bCs w:val="0"/>
           <w:i w:val="0"/>
+          <w:iCs w:val="0"/>
           <w:smallCaps w:val="0"/>
           <w:strike w:val="0"/>
           <w:color w:val="000000"/>
@@ -1317,7 +1377,9 @@
         <w:rPr>
           <w:rFonts w:ascii="Times New Roman" w:cs="Times New Roman" w:eastAsia="Times New Roman" w:hAnsi="Times New Roman"/>
           <w:b w:val="0"/>
+          <w:bCs w:val="0"/>
           <w:i w:val="0"/>
+          <w:iCs w:val="0"/>
           <w:smallCaps w:val="0"/>
           <w:strike w:val="0"/>
           <w:color w:val="000000"/>
@@ -1351,7 +1413,9 @@
         <w:rPr>
           <w:rFonts w:ascii="Times New Roman" w:cs="Times New Roman" w:eastAsia="Times New Roman" w:hAnsi="Times New Roman"/>
           <w:b w:val="0"/>
+          <w:bCs w:val="0"/>
           <w:i w:val="0"/>
+          <w:iCs w:val="0"/>
           <w:smallCaps w:val="0"/>
           <w:strike w:val="0"/>
           <w:color w:val="000000"/>
@@ -1366,7 +1430,9 @@
         <w:rPr>
           <w:rFonts w:ascii="Times New Roman" w:cs="Times New Roman" w:eastAsia="Times New Roman" w:hAnsi="Times New Roman"/>
           <w:b w:val="0"/>
+          <w:bCs w:val="0"/>
           <w:i w:val="0"/>
+          <w:iCs w:val="0"/>
           <w:smallCaps w:val="0"/>
           <w:strike w:val="0"/>
           <w:color w:val="000000"/>
@@ -1380,7 +1446,7 @@
           <wp:inline distB="0" distT="0" distL="0" distR="0">
             <wp:extent cx="5760085" cy="2157095"/>
             <wp:effectExtent b="0" l="0" r="0" t="0"/>
-            <wp:docPr id="18" name="image1.png"/>
+            <wp:docPr id="29" name="image1.png"/>
             <a:graphic>
               <a:graphicData uri="http://schemas.openxmlformats.org/drawingml/2006/picture">
                 <pic:pic>
@@ -1435,7 +1501,9 @@
         <w:rPr>
           <w:rFonts w:ascii="Times New Roman" w:cs="Times New Roman" w:eastAsia="Times New Roman" w:hAnsi="Times New Roman"/>
           <w:b w:val="0"/>
+          <w:bCs w:val="0"/>
           <w:i w:val="0"/>
+          <w:iCs w:val="0"/>
           <w:smallCaps w:val="0"/>
           <w:strike w:val="0"/>
           <w:color w:val="000000"/>
@@ -1450,7 +1518,9 @@
         <w:rPr>
           <w:rFonts w:ascii="Times New Roman" w:cs="Times New Roman" w:eastAsia="Times New Roman" w:hAnsi="Times New Roman"/>
           <w:b w:val="0"/>
+          <w:bCs w:val="0"/>
           <w:i w:val="0"/>
+          <w:iCs w:val="0"/>
           <w:smallCaps w:val="0"/>
           <w:strike w:val="0"/>
           <w:color w:val="000000"/>
@@ -1488,7 +1558,9 @@
         <w:rPr>
           <w:rFonts w:ascii="Times New Roman" w:cs="Times New Roman" w:eastAsia="Times New Roman" w:hAnsi="Times New Roman"/>
           <w:b w:val="0"/>
+          <w:bCs w:val="0"/>
           <w:i w:val="0"/>
+          <w:iCs w:val="0"/>
           <w:smallCaps w:val="0"/>
           <w:strike w:val="0"/>
           <w:color w:val="000000"/>
@@ -1503,7 +1575,9 @@
         <w:rPr>
           <w:rFonts w:ascii="Times New Roman" w:cs="Times New Roman" w:eastAsia="Times New Roman" w:hAnsi="Times New Roman"/>
           <w:b w:val="0"/>
+          <w:bCs w:val="0"/>
           <w:i w:val="0"/>
+          <w:iCs w:val="0"/>
           <w:smallCaps w:val="0"/>
           <w:strike w:val="0"/>
           <w:color w:val="000000"/>
@@ -1539,12 +1613,12 @@
           <wp:inline distB="0" distT="0" distL="0" distR="0">
             <wp:extent cx="5760085" cy="3922395"/>
             <wp:effectExtent b="0" l="0" r="0" t="0"/>
-            <wp:docPr id="17" name="image9.png"/>
+            <wp:docPr id="28" name="image11.png"/>
             <a:graphic>
               <a:graphicData uri="http://schemas.openxmlformats.org/drawingml/2006/picture">
                 <pic:pic>
                   <pic:nvPicPr>
-                    <pic:cNvPr id="0" name="image9.png"/>
+                    <pic:cNvPr id="0" name="image11.png"/>
                     <pic:cNvPicPr preferRelativeResize="0"/>
                   </pic:nvPicPr>
                   <pic:blipFill>
@@ -1626,7 +1700,9 @@
         <w:rPr>
           <w:rFonts w:ascii="Times New Roman" w:cs="Times New Roman" w:eastAsia="Times New Roman" w:hAnsi="Times New Roman"/>
           <w:b w:val="0"/>
+          <w:bCs w:val="0"/>
           <w:i w:val="0"/>
+          <w:iCs w:val="0"/>
           <w:smallCaps w:val="0"/>
           <w:strike w:val="0"/>
           <w:color w:val="000000"/>
@@ -1641,7 +1717,9 @@
         <w:rPr>
           <w:rFonts w:ascii="Times New Roman" w:cs="Times New Roman" w:eastAsia="Times New Roman" w:hAnsi="Times New Roman"/>
           <w:b w:val="0"/>
+          <w:bCs w:val="0"/>
           <w:i w:val="0"/>
+          <w:iCs w:val="0"/>
           <w:smallCaps w:val="0"/>
           <w:strike w:val="0"/>
           <w:color w:val="000000"/>
@@ -1679,7 +1757,9 @@
         <w:rPr>
           <w:rFonts w:ascii="Times New Roman" w:cs="Times New Roman" w:eastAsia="Times New Roman" w:hAnsi="Times New Roman"/>
           <w:b w:val="0"/>
+          <w:bCs w:val="0"/>
           <w:i w:val="0"/>
+          <w:iCs w:val="0"/>
           <w:smallCaps w:val="0"/>
           <w:strike w:val="0"/>
           <w:color w:val="000000"/>
@@ -1694,7 +1774,9 @@
         <w:rPr>
           <w:rFonts w:ascii="Times New Roman" w:cs="Times New Roman" w:eastAsia="Times New Roman" w:hAnsi="Times New Roman"/>
           <w:b w:val="0"/>
+          <w:bCs w:val="0"/>
           <w:i w:val="0"/>
+          <w:iCs w:val="0"/>
           <w:smallCaps w:val="0"/>
           <w:strike w:val="0"/>
           <w:color w:val="000000"/>
@@ -1732,7 +1814,9 @@
         <w:rPr>
           <w:rFonts w:ascii="Times New Roman" w:cs="Times New Roman" w:eastAsia="Times New Roman" w:hAnsi="Times New Roman"/>
           <w:b w:val="0"/>
+          <w:bCs w:val="0"/>
           <w:i w:val="0"/>
+          <w:iCs w:val="0"/>
           <w:smallCaps w:val="0"/>
           <w:strike w:val="0"/>
           <w:color w:val="000000"/>
@@ -1747,7 +1831,9 @@
         <w:rPr>
           <w:rFonts w:ascii="Times New Roman" w:cs="Times New Roman" w:eastAsia="Times New Roman" w:hAnsi="Times New Roman"/>
           <w:b w:val="0"/>
+          <w:bCs w:val="0"/>
           <w:i w:val="0"/>
+          <w:iCs w:val="0"/>
           <w:smallCaps w:val="0"/>
           <w:strike w:val="0"/>
           <w:color w:val="000000"/>
@@ -1797,6 +1883,7 @@
         <w:rPr>
           <w:rFonts w:ascii="Times New Roman" w:cs="Times New Roman" w:eastAsia="Times New Roman" w:hAnsi="Times New Roman"/>
           <w:i w:val="1"/>
+          <w:iCs w:val="1"/>
           <w:color w:val="000000"/>
           <w:sz w:val="28"/>
           <w:szCs w:val="28"/>
@@ -1845,12 +1932,12 @@
           <wp:inline distB="0" distT="0" distL="0" distR="0">
             <wp:extent cx="5267325" cy="1990725"/>
             <wp:effectExtent b="0" l="0" r="0" t="0"/>
-            <wp:docPr id="20" name="image2.png"/>
+            <wp:docPr id="31" name="image9.png"/>
             <a:graphic>
               <a:graphicData uri="http://schemas.openxmlformats.org/drawingml/2006/picture">
                 <pic:pic>
                   <pic:nvPicPr>
-                    <pic:cNvPr id="0" name="image2.png"/>
+                    <pic:cNvPr id="0" name="image9.png"/>
                     <pic:cNvPicPr preferRelativeResize="0"/>
                   </pic:nvPicPr>
                   <pic:blipFill>
@@ -1965,12 +2052,12 @@
           <wp:inline distB="0" distT="0" distL="0" distR="0">
             <wp:extent cx="5076825" cy="495300"/>
             <wp:effectExtent b="0" l="0" r="0" t="0"/>
-            <wp:docPr id="19" name="image7.png"/>
+            <wp:docPr id="30" name="image4.png"/>
             <a:graphic>
               <a:graphicData uri="http://schemas.openxmlformats.org/drawingml/2006/picture">
                 <pic:pic>
                   <pic:nvPicPr>
-                    <pic:cNvPr id="0" name="image7.png"/>
+                    <pic:cNvPr id="0" name="image4.png"/>
                     <pic:cNvPicPr preferRelativeResize="0"/>
                   </pic:nvPicPr>
                   <pic:blipFill>
@@ -2024,12 +2111,12 @@
           <wp:inline distB="0" distT="0" distL="0" distR="0">
             <wp:extent cx="5760085" cy="1189355"/>
             <wp:effectExtent b="0" l="0" r="0" t="0"/>
-            <wp:docPr id="22" name="image4.png"/>
+            <wp:docPr id="33" name="image2.png"/>
             <a:graphic>
               <a:graphicData uri="http://schemas.openxmlformats.org/drawingml/2006/picture">
                 <pic:pic>
                   <pic:nvPicPr>
-                    <pic:cNvPr id="0" name="image4.png"/>
+                    <pic:cNvPr id="0" name="image2.png"/>
                     <pic:cNvPicPr preferRelativeResize="0"/>
                   </pic:nvPicPr>
                   <pic:blipFill>
@@ -2079,7 +2166,9 @@
         <w:rPr>
           <w:rFonts w:ascii="Times New Roman" w:cs="Times New Roman" w:eastAsia="Times New Roman" w:hAnsi="Times New Roman"/>
           <w:b w:val="0"/>
+          <w:bCs w:val="0"/>
           <w:i w:val="0"/>
+          <w:iCs w:val="0"/>
           <w:smallCaps w:val="0"/>
           <w:strike w:val="0"/>
           <w:color w:val="000000"/>
@@ -2094,7 +2183,9 @@
         <w:rPr>
           <w:rFonts w:ascii="Times New Roman" w:cs="Times New Roman" w:eastAsia="Times New Roman" w:hAnsi="Times New Roman"/>
           <w:b w:val="0"/>
+          <w:bCs w:val="0"/>
           <w:i w:val="0"/>
+          <w:iCs w:val="0"/>
           <w:smallCaps w:val="0"/>
           <w:strike w:val="0"/>
           <w:color w:val="000000"/>
@@ -2123,12 +2214,12 @@
           <wp:inline distB="0" distT="0" distL="0" distR="0">
             <wp:extent cx="5760085" cy="2152015"/>
             <wp:effectExtent b="0" l="0" r="0" t="0"/>
-            <wp:docPr id="21" name="image6.png"/>
+            <wp:docPr id="32" name="image7.png"/>
             <a:graphic>
               <a:graphicData uri="http://schemas.openxmlformats.org/drawingml/2006/picture">
                 <pic:pic>
                   <pic:nvPicPr>
-                    <pic:cNvPr id="0" name="image6.png"/>
+                    <pic:cNvPr id="0" name="image7.png"/>
                     <pic:cNvPicPr preferRelativeResize="0"/>
                   </pic:nvPicPr>
                   <pic:blipFill>
@@ -2188,29 +2279,11 @@
           <w:szCs w:val="28"/>
         </w:rPr>
       </w:pPr>
-      <w:bookmarkStart w:colFirst="0" w:colLast="0" w:name="_heading=h.4ucyj7ftv9vp" w:id="2"/>
-      <w:bookmarkEnd w:id="2"/>
-      <w:r>
-        <w:rPr>
-          <w:rtl w:val="0"/>
-        </w:rPr>
-      </w:r>
-    </w:p>
-    <w:p>
-      <w:pPr>
-        <w:jc w:val="both"/>
-        <w:rPr>
-          <w:rFonts w:ascii="Times New Roman" w:cs="Times New Roman" w:eastAsia="Times New Roman" w:hAnsi="Times New Roman"/>
-          <w:sz w:val="28"/>
-          <w:szCs w:val="28"/>
-        </w:rPr>
-      </w:pPr>
-      <w:bookmarkStart w:colFirst="0" w:colLast="0" w:name="_heading=h.30j0zll" w:id="1"/>
-      <w:bookmarkEnd w:id="1"/>
       <w:r>
         <w:rPr>
           <w:rFonts w:ascii="Times New Roman" w:cs="Times New Roman" w:eastAsia="Times New Roman" w:hAnsi="Times New Roman"/>
           <w:b w:val="1"/>
+          <w:bCs w:val="1"/>
           <w:sz w:val="28"/>
           <w:szCs w:val="28"/>
           <w:rtl w:val="0"/>
@@ -2233,7 +2306,7 @@
           <w:ilvl w:val="0"/>
           <w:numId w:val="3"/>
         </w:numPr>
-        <w:spacing w:after="0" w:afterAutospacing="0"/>
+        <w:spacing w:after="0" w:lineRule="auto"/>
         <w:ind w:left="720" w:hanging="360"/>
         <w:jc w:val="both"/>
         <w:rPr>
@@ -2242,8 +2315,8 @@
           <w:szCs w:val="28"/>
         </w:rPr>
       </w:pPr>
-      <w:bookmarkStart w:colFirst="0" w:colLast="0" w:name="_heading=h.5hyrwbtwmmyl" w:id="3"/>
-      <w:bookmarkEnd w:id="3"/>
+      <w:bookmarkStart w:colFirst="0" w:colLast="0" w:name="_heading=h.5hyrwbtwmmyl" w:id="2"/>
+      <w:bookmarkEnd w:id="2"/>
       <w:r>
         <w:rPr>
           <w:rFonts w:ascii="Times New Roman" w:cs="Times New Roman" w:eastAsia="Times New Roman" w:hAnsi="Times New Roman"/>
@@ -2260,7 +2333,7 @@
           <w:ilvl w:val="0"/>
           <w:numId w:val="3"/>
         </w:numPr>
-        <w:spacing w:after="0" w:afterAutospacing="0"/>
+        <w:spacing w:after="0" w:lineRule="auto"/>
         <w:ind w:left="720" w:hanging="360"/>
         <w:jc w:val="both"/>
         <w:rPr>
@@ -2269,8 +2342,8 @@
           <w:szCs w:val="28"/>
         </w:rPr>
       </w:pPr>
-      <w:bookmarkStart w:colFirst="0" w:colLast="0" w:name="_heading=h.fi3osurwpi9k" w:id="4"/>
-      <w:bookmarkEnd w:id="4"/>
+      <w:bookmarkStart w:colFirst="0" w:colLast="0" w:name="_heading=h.fi3osurwpi9k" w:id="3"/>
+      <w:bookmarkEnd w:id="3"/>
       <w:r>
         <w:rPr>
           <w:rFonts w:ascii="Times New Roman" w:cs="Times New Roman" w:eastAsia="Times New Roman" w:hAnsi="Times New Roman"/>
@@ -2295,29 +2368,29 @@
           <w:szCs w:val="28"/>
         </w:rPr>
       </w:pPr>
-      <w:bookmarkStart w:colFirst="0" w:colLast="0" w:name="_heading=h.z6q4078qv2oc" w:id="5"/>
+      <w:bookmarkStart w:colFirst="0" w:colLast="0" w:name="_heading=h.z6q4078qv2oc" w:id="4"/>
+      <w:bookmarkEnd w:id="4"/>
+      <w:r>
+        <w:rPr>
+          <w:rFonts w:ascii="Times New Roman" w:cs="Times New Roman" w:eastAsia="Times New Roman" w:hAnsi="Times New Roman"/>
+          <w:sz w:val="28"/>
+          <w:szCs w:val="28"/>
+          <w:rtl w:val="0"/>
+        </w:rPr>
+        <w:t xml:space="preserve">процесс расширения ключей (получение подключей из мастер ключа).</w:t>
+      </w:r>
+    </w:p>
+    <w:p>
+      <w:pPr>
+        <w:jc w:val="both"/>
+        <w:rPr>
+          <w:rFonts w:ascii="Times New Roman" w:cs="Times New Roman" w:eastAsia="Times New Roman" w:hAnsi="Times New Roman"/>
+          <w:sz w:val="28"/>
+          <w:szCs w:val="28"/>
+        </w:rPr>
+      </w:pPr>
+      <w:bookmarkStart w:colFirst="0" w:colLast="0" w:name="_heading=h.o80tyjfpi5sk" w:id="5"/>
       <w:bookmarkEnd w:id="5"/>
-      <w:r>
-        <w:rPr>
-          <w:rFonts w:ascii="Times New Roman" w:cs="Times New Roman" w:eastAsia="Times New Roman" w:hAnsi="Times New Roman"/>
-          <w:sz w:val="28"/>
-          <w:szCs w:val="28"/>
-          <w:rtl w:val="0"/>
-        </w:rPr>
-        <w:t xml:space="preserve">процесс расширения ключей (получение подключей из мастер ключа).</w:t>
-      </w:r>
-    </w:p>
-    <w:p>
-      <w:pPr>
-        <w:jc w:val="both"/>
-        <w:rPr>
-          <w:rFonts w:ascii="Times New Roman" w:cs="Times New Roman" w:eastAsia="Times New Roman" w:hAnsi="Times New Roman"/>
-          <w:sz w:val="28"/>
-          <w:szCs w:val="28"/>
-        </w:rPr>
-      </w:pPr>
-      <w:bookmarkStart w:colFirst="0" w:colLast="0" w:name="_heading=h.o80tyjfpi5sk" w:id="6"/>
-      <w:bookmarkEnd w:id="6"/>
       <w:r>
         <w:rPr>
           <w:rFonts w:ascii="Times New Roman" w:cs="Times New Roman" w:eastAsia="Times New Roman" w:hAnsi="Times New Roman"/>
@@ -2334,7 +2407,7 @@
           <w:ilvl w:val="0"/>
           <w:numId w:val="4"/>
         </w:numPr>
-        <w:spacing w:after="0" w:afterAutospacing="0"/>
+        <w:spacing w:after="0" w:lineRule="auto"/>
         <w:ind w:left="720" w:hanging="360"/>
         <w:jc w:val="both"/>
         <w:rPr>
@@ -2343,8 +2416,8 @@
           <w:szCs w:val="28"/>
         </w:rPr>
       </w:pPr>
-      <w:bookmarkStart w:colFirst="0" w:colLast="0" w:name="_heading=h.ymqygr413e44" w:id="7"/>
-      <w:bookmarkEnd w:id="7"/>
+      <w:bookmarkStart w:colFirst="0" w:colLast="0" w:name="_heading=h.ymqygr413e44" w:id="6"/>
+      <w:bookmarkEnd w:id="6"/>
       <w:r>
         <w:rPr>
           <w:rFonts w:ascii="Times New Roman" w:cs="Times New Roman" w:eastAsia="Times New Roman" w:hAnsi="Times New Roman"/>
@@ -2361,7 +2434,7 @@
           <w:ilvl w:val="0"/>
           <w:numId w:val="4"/>
         </w:numPr>
-        <w:spacing w:after="0" w:afterAutospacing="0"/>
+        <w:spacing w:after="0" w:lineRule="auto"/>
         <w:ind w:left="720" w:hanging="360"/>
         <w:jc w:val="both"/>
         <w:rPr>
@@ -2370,8 +2443,8 @@
           <w:szCs w:val="28"/>
         </w:rPr>
       </w:pPr>
-      <w:bookmarkStart w:colFirst="0" w:colLast="0" w:name="_heading=h.2rqbav3tbi4d" w:id="8"/>
-      <w:bookmarkEnd w:id="8"/>
+      <w:bookmarkStart w:colFirst="0" w:colLast="0" w:name="_heading=h.2rqbav3tbi4d" w:id="7"/>
+      <w:bookmarkEnd w:id="7"/>
       <w:r>
         <w:rPr>
           <w:rFonts w:ascii="Times New Roman" w:cs="Times New Roman" w:eastAsia="Times New Roman" w:hAnsi="Times New Roman"/>
@@ -2388,18 +2461,17 @@
           <w:ilvl w:val="0"/>
           <w:numId w:val="4"/>
         </w:numPr>
-        <w:spacing w:after="0" w:afterAutospacing="0"/>
+        <w:spacing w:after="0" w:lineRule="auto"/>
         <w:ind w:left="720" w:hanging="360"/>
         <w:jc w:val="both"/>
         <w:rPr>
           <w:rFonts w:ascii="Times New Roman" w:cs="Times New Roman" w:eastAsia="Times New Roman" w:hAnsi="Times New Roman"/>
           <w:sz w:val="28"/>
           <w:szCs w:val="28"/>
-          <w:u w:val="none"/>
-        </w:rPr>
-      </w:pPr>
-      <w:bookmarkStart w:colFirst="0" w:colLast="0" w:name="_heading=h.oqmk4flqdtbf" w:id="9"/>
-      <w:bookmarkEnd w:id="9"/>
+        </w:rPr>
+      </w:pPr>
+      <w:bookmarkStart w:colFirst="0" w:colLast="0" w:name="_heading=h.oqmk4flqdtbf" w:id="8"/>
+      <w:bookmarkEnd w:id="8"/>
       <w:r>
         <w:rPr>
           <w:rFonts w:ascii="Times New Roman" w:cs="Times New Roman" w:eastAsia="Times New Roman" w:hAnsi="Times New Roman"/>
@@ -2416,18 +2488,17 @@
           <w:ilvl w:val="0"/>
           <w:numId w:val="4"/>
         </w:numPr>
-        <w:spacing w:after="0" w:afterAutospacing="0"/>
+        <w:spacing w:after="0" w:lineRule="auto"/>
         <w:ind w:left="720" w:hanging="360"/>
         <w:jc w:val="both"/>
         <w:rPr>
           <w:rFonts w:ascii="Times New Roman" w:cs="Times New Roman" w:eastAsia="Times New Roman" w:hAnsi="Times New Roman"/>
           <w:sz w:val="28"/>
           <w:szCs w:val="28"/>
-          <w:u w:val="none"/>
-        </w:rPr>
-      </w:pPr>
-      <w:bookmarkStart w:colFirst="0" w:colLast="0" w:name="_heading=h.cm0uefvf4rsa" w:id="10"/>
-      <w:bookmarkEnd w:id="10"/>
+        </w:rPr>
+      </w:pPr>
+      <w:bookmarkStart w:colFirst="0" w:colLast="0" w:name="_heading=h.cm0uefvf4rsa" w:id="9"/>
+      <w:bookmarkEnd w:id="9"/>
       <w:r>
         <w:rPr>
           <w:rFonts w:ascii="Times New Roman" w:cs="Times New Roman" w:eastAsia="Times New Roman" w:hAnsi="Times New Roman"/>
@@ -2450,10 +2521,30 @@
           <w:rFonts w:ascii="Times New Roman" w:cs="Times New Roman" w:eastAsia="Times New Roman" w:hAnsi="Times New Roman"/>
           <w:sz w:val="28"/>
           <w:szCs w:val="28"/>
-          <w:u w:val="none"/>
-        </w:rPr>
-      </w:pPr>
-      <w:bookmarkStart w:colFirst="0" w:colLast="0" w:name="_heading=h.ej24n2kfoucz" w:id="11"/>
+        </w:rPr>
+      </w:pPr>
+      <w:bookmarkStart w:colFirst="0" w:colLast="0" w:name="_heading=h.ej24n2kfoucz" w:id="10"/>
+      <w:bookmarkEnd w:id="10"/>
+      <w:r>
+        <w:rPr>
+          <w:rFonts w:ascii="Times New Roman" w:cs="Times New Roman" w:eastAsia="Times New Roman" w:hAnsi="Times New Roman"/>
+          <w:sz w:val="28"/>
+          <w:szCs w:val="28"/>
+          <w:rtl w:val="0"/>
+        </w:rPr>
+        <w:t xml:space="preserve">SHARK</w:t>
+      </w:r>
+    </w:p>
+    <w:p>
+      <w:pPr>
+        <w:jc w:val="both"/>
+        <w:rPr>
+          <w:rFonts w:ascii="Times New Roman" w:cs="Times New Roman" w:eastAsia="Times New Roman" w:hAnsi="Times New Roman"/>
+          <w:sz w:val="28"/>
+          <w:szCs w:val="28"/>
+        </w:rPr>
+      </w:pPr>
+      <w:bookmarkStart w:colFirst="0" w:colLast="0" w:name="_heading=h.vgze7mmo30k" w:id="11"/>
       <w:bookmarkEnd w:id="11"/>
       <w:r>
         <w:rPr>
@@ -2462,7 +2553,12 @@
           <w:szCs w:val="28"/>
           <w:rtl w:val="0"/>
         </w:rPr>
-        <w:t xml:space="preserve">SHARK</w:t>
+        <w:t xml:space="preserve">Нежелательна реализация упрощенных или легковесных шифров - шифры Present, miniAES и пр.</w:t>
+      </w:r>
+      <w:r>
+        <w:rPr>
+          <w:rtl w:val="0"/>
+        </w:rPr>
       </w:r>
     </w:p>
     <w:p>
@@ -2475,34 +2571,32 @@
           <w:szCs w:val="28"/>
         </w:rPr>
       </w:pPr>
-      <w:bookmarkStart w:colFirst="0" w:colLast="0" w:name="_heading=h.vgze7mmo30k" w:id="12"/>
+      <w:bookmarkStart w:colFirst="0" w:colLast="0" w:name="_heading=h.vgze7mmo30k" w:id="11"/>
+      <w:bookmarkEnd w:id="11"/>
+      <w:r>
+        <w:rPr>
+          <w:rtl w:val="0"/>
+        </w:rPr>
+      </w:r>
+    </w:p>
+    <w:p>
+      <w:pPr>
+        <w:jc w:val="both"/>
+        <w:rPr>
+          <w:rFonts w:ascii="Times New Roman" w:cs="Times New Roman" w:eastAsia="Times New Roman" w:hAnsi="Times New Roman"/>
+          <w:b w:val="1"/>
+          <w:bCs w:val="1"/>
+          <w:sz w:val="28"/>
+          <w:szCs w:val="28"/>
+        </w:rPr>
+      </w:pPr>
+      <w:bookmarkStart w:colFirst="0" w:colLast="0" w:name="_heading=h.20sicgpqfzr" w:id="12"/>
       <w:bookmarkEnd w:id="12"/>
       <w:r>
         <w:rPr>
           <w:rFonts w:ascii="Times New Roman" w:cs="Times New Roman" w:eastAsia="Times New Roman" w:hAnsi="Times New Roman"/>
-          <w:sz w:val="28"/>
-          <w:szCs w:val="28"/>
-          <w:rtl w:val="0"/>
-        </w:rPr>
-        <w:t xml:space="preserve">Нежелательна реализация упрощенных или легковесных шифров - шифры Present, miniAES и пр.</w:t>
-      </w:r>
-    </w:p>
-    <w:p>
-      <w:pPr>
-        <w:jc w:val="both"/>
-        <w:rPr>
-          <w:rFonts w:ascii="Times New Roman" w:cs="Times New Roman" w:eastAsia="Times New Roman" w:hAnsi="Times New Roman"/>
           <w:b w:val="1"/>
-          <w:sz w:val="28"/>
-          <w:szCs w:val="28"/>
-        </w:rPr>
-      </w:pPr>
-      <w:bookmarkStart w:colFirst="0" w:colLast="0" w:name="_heading=h.20sicgpqfzr" w:id="13"/>
-      <w:bookmarkEnd w:id="13"/>
-      <w:r>
-        <w:rPr>
-          <w:rFonts w:ascii="Times New Roman" w:cs="Times New Roman" w:eastAsia="Times New Roman" w:hAnsi="Times New Roman"/>
-          <w:b w:val="1"/>
+          <w:bCs w:val="1"/>
           <w:sz w:val="28"/>
           <w:szCs w:val="28"/>
           <w:rtl w:val="0"/>
@@ -2526,8 +2620,8 @@
           <w:u w:val="none"/>
         </w:rPr>
       </w:pPr>
-      <w:bookmarkStart w:colFirst="0" w:colLast="0" w:name="_heading=h.au4mwxo0zkpi" w:id="14"/>
-      <w:bookmarkEnd w:id="14"/>
+      <w:bookmarkStart w:colFirst="0" w:colLast="0" w:name="_heading=h.au4mwxo0zkpi" w:id="13"/>
+      <w:bookmarkEnd w:id="13"/>
       <w:r>
         <w:rPr>
           <w:rFonts w:ascii="Times New Roman" w:cs="Times New Roman" w:eastAsia="Times New Roman" w:hAnsi="Times New Roman"/>
@@ -2559,8 +2653,8 @@
           <w:u w:val="none"/>
         </w:rPr>
       </w:pPr>
-      <w:bookmarkStart w:colFirst="0" w:colLast="0" w:name="_heading=h.7spds86v6933" w:id="15"/>
-      <w:bookmarkEnd w:id="15"/>
+      <w:bookmarkStart w:colFirst="0" w:colLast="0" w:name="_heading=h.7spds86v6933" w:id="14"/>
+      <w:bookmarkEnd w:id="14"/>
       <w:r>
         <w:rPr>
           <w:rFonts w:ascii="Times New Roman" w:cs="Times New Roman" w:eastAsia="Times New Roman" w:hAnsi="Times New Roman"/>
@@ -2592,8 +2686,8 @@
           <w:u w:val="none"/>
         </w:rPr>
       </w:pPr>
-      <w:bookmarkStart w:colFirst="0" w:colLast="0" w:name="_heading=h.bfs655poo3zb" w:id="16"/>
-      <w:bookmarkEnd w:id="16"/>
+      <w:bookmarkStart w:colFirst="0" w:colLast="0" w:name="_heading=h.bfs655poo3zb" w:id="15"/>
+      <w:bookmarkEnd w:id="15"/>
       <w:r>
         <w:rPr>
           <w:rFonts w:ascii="Times New Roman" w:cs="Times New Roman" w:eastAsia="Times New Roman" w:hAnsi="Times New Roman"/>
@@ -2625,8 +2719,8 @@
           <w:u w:val="none"/>
         </w:rPr>
       </w:pPr>
-      <w:bookmarkStart w:colFirst="0" w:colLast="0" w:name="_heading=h.qnt9lvt1go9f" w:id="17"/>
-      <w:bookmarkEnd w:id="17"/>
+      <w:bookmarkStart w:colFirst="0" w:colLast="0" w:name="_heading=h.qnt9lvt1go9f" w:id="16"/>
+      <w:bookmarkEnd w:id="16"/>
       <w:r>
         <w:rPr>
           <w:rFonts w:ascii="Times New Roman" w:cs="Times New Roman" w:eastAsia="Times New Roman" w:hAnsi="Times New Roman"/>
@@ -2658,8 +2752,8 @@
           <w:u w:val="none"/>
         </w:rPr>
       </w:pPr>
-      <w:bookmarkStart w:colFirst="0" w:colLast="0" w:name="_heading=h.w56t5lh4m0zm" w:id="18"/>
-      <w:bookmarkEnd w:id="18"/>
+      <w:bookmarkStart w:colFirst="0" w:colLast="0" w:name="_heading=h.w56t5lh4m0zm" w:id="17"/>
+      <w:bookmarkEnd w:id="17"/>
       <w:r>
         <w:rPr>
           <w:rFonts w:ascii="Times New Roman" w:cs="Times New Roman" w:eastAsia="Times New Roman" w:hAnsi="Times New Roman"/>
@@ -2691,8 +2785,8 @@
           <w:u w:val="none"/>
         </w:rPr>
       </w:pPr>
-      <w:bookmarkStart w:colFirst="0" w:colLast="0" w:name="_heading=h.9knk3cyedytd" w:id="19"/>
-      <w:bookmarkEnd w:id="19"/>
+      <w:bookmarkStart w:colFirst="0" w:colLast="0" w:name="_heading=h.9knk3cyedytd" w:id="18"/>
+      <w:bookmarkEnd w:id="18"/>
       <w:r>
         <w:rPr>
           <w:rFonts w:ascii="Times New Roman" w:cs="Times New Roman" w:eastAsia="Times New Roman" w:hAnsi="Times New Roman"/>
@@ -2724,8 +2818,8 @@
           <w:u w:val="none"/>
         </w:rPr>
       </w:pPr>
-      <w:bookmarkStart w:colFirst="0" w:colLast="0" w:name="_heading=h.g5gyrecagi9t" w:id="20"/>
-      <w:bookmarkEnd w:id="20"/>
+      <w:bookmarkStart w:colFirst="0" w:colLast="0" w:name="_heading=h.g5gyrecagi9t" w:id="19"/>
+      <w:bookmarkEnd w:id="19"/>
       <w:r>
         <w:rPr>
           <w:rFonts w:ascii="Times New Roman" w:cs="Times New Roman" w:eastAsia="Times New Roman" w:hAnsi="Times New Roman"/>
@@ -2757,8 +2851,8 @@
           <w:u w:val="none"/>
         </w:rPr>
       </w:pPr>
-      <w:bookmarkStart w:colFirst="0" w:colLast="0" w:name="_heading=h.ubvl4dvgkdvn" w:id="21"/>
-      <w:bookmarkEnd w:id="21"/>
+      <w:bookmarkStart w:colFirst="0" w:colLast="0" w:name="_heading=h.ubvl4dvgkdvn" w:id="20"/>
+      <w:bookmarkEnd w:id="20"/>
       <w:r>
         <w:rPr>
           <w:rFonts w:ascii="Times New Roman" w:cs="Times New Roman" w:eastAsia="Times New Roman" w:hAnsi="Times New Roman"/>
@@ -2790,8 +2884,8 @@
           <w:u w:val="none"/>
         </w:rPr>
       </w:pPr>
-      <w:bookmarkStart w:colFirst="0" w:colLast="0" w:name="_heading=h.yuv0xhkl06e8" w:id="22"/>
-      <w:bookmarkEnd w:id="22"/>
+      <w:bookmarkStart w:colFirst="0" w:colLast="0" w:name="_heading=h.yuv0xhkl06e8" w:id="21"/>
+      <w:bookmarkEnd w:id="21"/>
       <w:r>
         <w:rPr>
           <w:rFonts w:ascii="Times New Roman" w:cs="Times New Roman" w:eastAsia="Times New Roman" w:hAnsi="Times New Roman"/>
@@ -2823,8 +2917,8 @@
           <w:u w:val="none"/>
         </w:rPr>
       </w:pPr>
-      <w:bookmarkStart w:colFirst="0" w:colLast="0" w:name="_heading=h.ue2u5pf6yh7h" w:id="23"/>
-      <w:bookmarkEnd w:id="23"/>
+      <w:bookmarkStart w:colFirst="0" w:colLast="0" w:name="_heading=h.ue2u5pf6yh7h" w:id="22"/>
+      <w:bookmarkEnd w:id="22"/>
       <w:r>
         <w:rPr>
           <w:rFonts w:ascii="Times New Roman" w:cs="Times New Roman" w:eastAsia="Times New Roman" w:hAnsi="Times New Roman"/>
@@ -2855,8 +2949,8 @@
           <w:u w:val="none"/>
         </w:rPr>
       </w:pPr>
-      <w:bookmarkStart w:colFirst="0" w:colLast="0" w:name="_heading=h.unvp6sezzj59" w:id="24"/>
-      <w:bookmarkEnd w:id="24"/>
+      <w:bookmarkStart w:colFirst="0" w:colLast="0" w:name="_heading=h.unvp6sezzj59" w:id="23"/>
+      <w:bookmarkEnd w:id="23"/>
       <w:r>
         <w:rPr>
           <w:rFonts w:ascii="Times New Roman" w:cs="Times New Roman" w:eastAsia="Times New Roman" w:hAnsi="Times New Roman"/>
@@ -3649,7 +3743,7 @@
         <w:rFonts w:ascii="Calibri" w:cs="Calibri" w:eastAsia="Calibri" w:hAnsi="Calibri"/>
         <w:sz w:val="22"/>
         <w:szCs w:val="22"/>
-        <w:lang w:val="ru-RU"/>
+        <w:lang w:val="ru"/>
       </w:rPr>
     </w:rPrDefault>
     <w:pPrDefault>
@@ -3658,11 +3752,19 @@
       </w:pPr>
     </w:pPrDefault>
   </w:docDefaults>
+  <w:style w:type="table" w:styleId="TableNormal" w:default="1">
+    <w:name w:val="TableNormal"/>
+    <w:tblPr>
+      <w:tblCellMar>
+        <w:top w:w="100.0" w:type="dxa"/>
+        <w:left w:w="100.0" w:type="dxa"/>
+        <w:bottom w:w="100.0" w:type="dxa"/>
+        <w:right w:w="100.0" w:type="dxa"/>
+      </w:tblCellMar>
+    </w:tblPr>
+  </w:style>
   <w:style w:type="paragraph" w:styleId="Normal" w:default="1">
     <w:name w:val="normal"/>
-  </w:style>
-  <w:style w:type="table" w:styleId="TableNormal" w:default="1">
-    <w:name w:val="Table Normal"/>
   </w:style>
   <w:style w:type="paragraph" w:styleId="Heading1">
     <w:name w:val="heading 1"/>
@@ -3704,7 +3806,9 @@
     <w:rPr>
       <w:rFonts w:ascii="Calibri" w:cs="Calibri" w:eastAsia="Calibri" w:hAnsi="Calibri"/>
       <w:b w:val="1"/>
+      <w:bCs w:val="1"/>
       <w:i w:val="0"/>
+      <w:iCs w:val="0"/>
       <w:smallCaps w:val="0"/>
       <w:strike w:val="0"/>
       <w:color w:val="000000"/>
@@ -3739,7 +3843,9 @@
     <w:rPr>
       <w:rFonts w:ascii="Calibri" w:cs="Calibri" w:eastAsia="Calibri" w:hAnsi="Calibri"/>
       <w:b w:val="1"/>
+      <w:bCs w:val="1"/>
       <w:i w:val="0"/>
+      <w:iCs w:val="0"/>
       <w:smallCaps w:val="0"/>
       <w:strike w:val="0"/>
       <w:color w:val="000000"/>
@@ -3774,7 +3880,9 @@
     <w:rPr>
       <w:rFonts w:ascii="Calibri" w:cs="Calibri" w:eastAsia="Calibri" w:hAnsi="Calibri"/>
       <w:b w:val="1"/>
+      <w:bCs w:val="1"/>
       <w:i w:val="0"/>
+      <w:iCs w:val="0"/>
       <w:smallCaps w:val="0"/>
       <w:strike w:val="0"/>
       <w:color w:val="000000"/>
@@ -3809,7 +3917,9 @@
     <w:rPr>
       <w:rFonts w:ascii="Calibri" w:cs="Calibri" w:eastAsia="Calibri" w:hAnsi="Calibri"/>
       <w:b w:val="1"/>
+      <w:bCs w:val="1"/>
       <w:i w:val="0"/>
+      <w:iCs w:val="0"/>
       <w:smallCaps w:val="0"/>
       <w:strike w:val="0"/>
       <w:color w:val="000000"/>
@@ -3844,7 +3954,9 @@
     <w:rPr>
       <w:rFonts w:ascii="Calibri" w:cs="Calibri" w:eastAsia="Calibri" w:hAnsi="Calibri"/>
       <w:b w:val="1"/>
+      <w:bCs w:val="1"/>
       <w:i w:val="0"/>
+      <w:iCs w:val="0"/>
       <w:smallCaps w:val="0"/>
       <w:strike w:val="0"/>
       <w:color w:val="000000"/>
@@ -3870,6 +3982,7 @@
     <w:rPr>
       <w:rFonts w:ascii="Times New Roman" w:cs="Times New Roman" w:eastAsia="Times New Roman" w:hAnsi="Times New Roman"/>
       <w:b w:val="1"/>
+      <w:bCs w:val="1"/>
       <w:color w:val="000000"/>
       <w:sz w:val="32"/>
       <w:szCs w:val="32"/>
@@ -3881,216 +3994,11 @@
   <w:style w:type="table" w:styleId="TableNormal" w:default="1">
     <w:name w:val="Table Normal"/>
   </w:style>
-  <w:style w:type="paragraph" w:styleId="Heading1">
-    <w:name w:val="heading 1"/>
-    <w:basedOn w:val="Normal"/>
-    <w:next w:val="Normal"/>
-    <w:pPr>
-      <w:keepNext w:val="1"/>
-      <w:keepLines w:val="1"/>
-      <w:spacing w:after="0" w:before="240" w:lineRule="auto"/>
-    </w:pPr>
-    <w:rPr>
-      <w:rFonts w:ascii="Calibri" w:cs="Calibri" w:eastAsia="Calibri" w:hAnsi="Calibri"/>
-      <w:color w:val="2f5496"/>
-      <w:sz w:val="32"/>
-      <w:szCs w:val="32"/>
-    </w:rPr>
+  <w:style w:type="paragraph" w:styleId="Normal" w:default="1">
+    <w:name w:val="normal"/>
   </w:style>
-  <w:style w:type="paragraph" w:styleId="Heading2">
-    <w:name w:val="heading 2"/>
-    <w:basedOn w:val="Normal"/>
-    <w:next w:val="Normal"/>
-    <w:pPr>
-      <w:keepNext w:val="1"/>
-      <w:keepLines w:val="1"/>
-      <w:pageBreakBefore w:val="0"/>
-      <w:widowControl w:val="1"/>
-      <w:pBdr>
-        <w:top w:space="0" w:sz="0" w:val="nil"/>
-        <w:left w:space="0" w:sz="0" w:val="nil"/>
-        <w:bottom w:space="0" w:sz="0" w:val="nil"/>
-        <w:right w:space="0" w:sz="0" w:val="nil"/>
-        <w:between w:space="0" w:sz="0" w:val="nil"/>
-      </w:pBdr>
-      <w:shd w:fill="auto" w:val="clear"/>
-      <w:spacing w:after="80" w:before="360" w:line="276" w:lineRule="auto"/>
-      <w:ind w:left="0" w:right="0" w:firstLine="0"/>
-      <w:jc w:val="left"/>
-    </w:pPr>
-    <w:rPr>
-      <w:rFonts w:ascii="Calibri" w:cs="Calibri" w:eastAsia="Calibri" w:hAnsi="Calibri"/>
-      <w:b w:val="1"/>
-      <w:i w:val="0"/>
-      <w:smallCaps w:val="0"/>
-      <w:strike w:val="0"/>
-      <w:color w:val="000000"/>
-      <w:sz w:val="36"/>
-      <w:szCs w:val="36"/>
-      <w:u w:val="none"/>
-      <w:shd w:fill="auto" w:val="clear"/>
-      <w:vertAlign w:val="baseline"/>
-    </w:rPr>
-  </w:style>
-  <w:style w:type="paragraph" w:styleId="Heading3">
-    <w:name w:val="heading 3"/>
-    <w:basedOn w:val="Normal"/>
-    <w:next w:val="Normal"/>
-    <w:pPr>
-      <w:keepNext w:val="1"/>
-      <w:keepLines w:val="1"/>
-      <w:pageBreakBefore w:val="0"/>
-      <w:widowControl w:val="1"/>
-      <w:pBdr>
-        <w:top w:space="0" w:sz="0" w:val="nil"/>
-        <w:left w:space="0" w:sz="0" w:val="nil"/>
-        <w:bottom w:space="0" w:sz="0" w:val="nil"/>
-        <w:right w:space="0" w:sz="0" w:val="nil"/>
-        <w:between w:space="0" w:sz="0" w:val="nil"/>
-      </w:pBdr>
-      <w:shd w:fill="auto" w:val="clear"/>
-      <w:spacing w:after="80" w:before="280" w:line="276" w:lineRule="auto"/>
-      <w:ind w:left="0" w:right="0" w:firstLine="0"/>
-      <w:jc w:val="left"/>
-    </w:pPr>
-    <w:rPr>
-      <w:rFonts w:ascii="Calibri" w:cs="Calibri" w:eastAsia="Calibri" w:hAnsi="Calibri"/>
-      <w:b w:val="1"/>
-      <w:i w:val="0"/>
-      <w:smallCaps w:val="0"/>
-      <w:strike w:val="0"/>
-      <w:color w:val="000000"/>
-      <w:sz w:val="28"/>
-      <w:szCs w:val="28"/>
-      <w:u w:val="none"/>
-      <w:shd w:fill="auto" w:val="clear"/>
-      <w:vertAlign w:val="baseline"/>
-    </w:rPr>
-  </w:style>
-  <w:style w:type="paragraph" w:styleId="Heading4">
-    <w:name w:val="heading 4"/>
-    <w:basedOn w:val="Normal"/>
-    <w:next w:val="Normal"/>
-    <w:pPr>
-      <w:keepNext w:val="1"/>
-      <w:keepLines w:val="1"/>
-      <w:pageBreakBefore w:val="0"/>
-      <w:widowControl w:val="1"/>
-      <w:pBdr>
-        <w:top w:space="0" w:sz="0" w:val="nil"/>
-        <w:left w:space="0" w:sz="0" w:val="nil"/>
-        <w:bottom w:space="0" w:sz="0" w:val="nil"/>
-        <w:right w:space="0" w:sz="0" w:val="nil"/>
-        <w:between w:space="0" w:sz="0" w:val="nil"/>
-      </w:pBdr>
-      <w:shd w:fill="auto" w:val="clear"/>
-      <w:spacing w:after="40" w:before="240" w:line="276" w:lineRule="auto"/>
-      <w:ind w:left="0" w:right="0" w:firstLine="0"/>
-      <w:jc w:val="left"/>
-    </w:pPr>
-    <w:rPr>
-      <w:rFonts w:ascii="Calibri" w:cs="Calibri" w:eastAsia="Calibri" w:hAnsi="Calibri"/>
-      <w:b w:val="1"/>
-      <w:i w:val="0"/>
-      <w:smallCaps w:val="0"/>
-      <w:strike w:val="0"/>
-      <w:color w:val="000000"/>
-      <w:sz w:val="24"/>
-      <w:szCs w:val="24"/>
-      <w:u w:val="none"/>
-      <w:shd w:fill="auto" w:val="clear"/>
-      <w:vertAlign w:val="baseline"/>
-    </w:rPr>
-  </w:style>
-  <w:style w:type="paragraph" w:styleId="Heading5">
-    <w:name w:val="heading 5"/>
-    <w:basedOn w:val="Normal"/>
-    <w:next w:val="Normal"/>
-    <w:pPr>
-      <w:keepNext w:val="1"/>
-      <w:keepLines w:val="1"/>
-      <w:pageBreakBefore w:val="0"/>
-      <w:widowControl w:val="1"/>
-      <w:pBdr>
-        <w:top w:space="0" w:sz="0" w:val="nil"/>
-        <w:left w:space="0" w:sz="0" w:val="nil"/>
-        <w:bottom w:space="0" w:sz="0" w:val="nil"/>
-        <w:right w:space="0" w:sz="0" w:val="nil"/>
-        <w:between w:space="0" w:sz="0" w:val="nil"/>
-      </w:pBdr>
-      <w:shd w:fill="auto" w:val="clear"/>
-      <w:spacing w:after="40" w:before="220" w:line="276" w:lineRule="auto"/>
-      <w:ind w:left="0" w:right="0" w:firstLine="0"/>
-      <w:jc w:val="left"/>
-    </w:pPr>
-    <w:rPr>
-      <w:rFonts w:ascii="Calibri" w:cs="Calibri" w:eastAsia="Calibri" w:hAnsi="Calibri"/>
-      <w:b w:val="1"/>
-      <w:i w:val="0"/>
-      <w:smallCaps w:val="0"/>
-      <w:strike w:val="0"/>
-      <w:color w:val="000000"/>
-      <w:sz w:val="22"/>
-      <w:szCs w:val="22"/>
-      <w:u w:val="none"/>
-      <w:shd w:fill="auto" w:val="clear"/>
-      <w:vertAlign w:val="baseline"/>
-    </w:rPr>
-  </w:style>
-  <w:style w:type="paragraph" w:styleId="Heading6">
-    <w:name w:val="heading 6"/>
-    <w:basedOn w:val="Normal"/>
-    <w:next w:val="Normal"/>
-    <w:pPr>
-      <w:keepNext w:val="1"/>
-      <w:keepLines w:val="1"/>
-      <w:pageBreakBefore w:val="0"/>
-      <w:widowControl w:val="1"/>
-      <w:pBdr>
-        <w:top w:space="0" w:sz="0" w:val="nil"/>
-        <w:left w:space="0" w:sz="0" w:val="nil"/>
-        <w:bottom w:space="0" w:sz="0" w:val="nil"/>
-        <w:right w:space="0" w:sz="0" w:val="nil"/>
-        <w:between w:space="0" w:sz="0" w:val="nil"/>
-      </w:pBdr>
-      <w:shd w:fill="auto" w:val="clear"/>
-      <w:spacing w:after="40" w:before="200" w:line="276" w:lineRule="auto"/>
-      <w:ind w:left="0" w:right="0" w:firstLine="0"/>
-      <w:jc w:val="left"/>
-    </w:pPr>
-    <w:rPr>
-      <w:rFonts w:ascii="Calibri" w:cs="Calibri" w:eastAsia="Calibri" w:hAnsi="Calibri"/>
-      <w:b w:val="1"/>
-      <w:i w:val="0"/>
-      <w:smallCaps w:val="0"/>
-      <w:strike w:val="0"/>
-      <w:color w:val="000000"/>
-      <w:sz w:val="20"/>
-      <w:szCs w:val="20"/>
-      <w:u w:val="none"/>
-      <w:shd w:fill="auto" w:val="clear"/>
-      <w:vertAlign w:val="baseline"/>
-    </w:rPr>
-  </w:style>
-  <w:style w:type="paragraph" w:styleId="Title">
-    <w:name w:val="Title"/>
-    <w:basedOn w:val="Normal"/>
-    <w:next w:val="Normal"/>
-    <w:pPr>
-      <w:keepNext w:val="1"/>
-      <w:keepLines w:val="0"/>
-      <w:widowControl w:val="0"/>
-      <w:spacing w:after="60" w:before="240" w:line="240" w:lineRule="auto"/>
-      <w:ind w:left="720" w:hanging="360"/>
-      <w:jc w:val="center"/>
-    </w:pPr>
-    <w:rPr>
-      <w:rFonts w:ascii="Times New Roman" w:cs="Times New Roman" w:eastAsia="Times New Roman" w:hAnsi="Times New Roman"/>
-      <w:b w:val="1"/>
-      <w:color w:val="000000"/>
-      <w:sz w:val="32"/>
-      <w:szCs w:val="32"/>
-    </w:rPr>
+  <w:style w:type="table" w:styleId="TableNormal" w:default="1">
+    <w:name w:val="Table Normal"/>
   </w:style>
   <w:style w:type="paragraph" w:styleId="Subtitle">
     <w:name w:val="Subtitle"/>
@@ -4116,42 +4024,9 @@
     <w:rPr>
       <w:rFonts w:ascii="Georgia" w:cs="Georgia" w:eastAsia="Georgia" w:hAnsi="Georgia"/>
       <w:b w:val="0"/>
+      <w:bCs w:val="0"/>
       <w:i w:val="1"/>
-      <w:smallCaps w:val="0"/>
-      <w:strike w:val="0"/>
-      <w:color w:val="666666"/>
-      <w:sz w:val="48"/>
-      <w:szCs w:val="48"/>
-      <w:u w:val="none"/>
-      <w:shd w:fill="auto" w:val="clear"/>
-      <w:vertAlign w:val="baseline"/>
-    </w:rPr>
-  </w:style>
-  <w:style w:type="paragraph" w:styleId="Subtitle">
-    <w:name w:val="Subtitle"/>
-    <w:basedOn w:val="Normal"/>
-    <w:next w:val="Normal"/>
-    <w:pPr>
-      <w:keepNext w:val="1"/>
-      <w:keepLines w:val="1"/>
-      <w:pageBreakBefore w:val="0"/>
-      <w:widowControl w:val="1"/>
-      <w:pBdr>
-        <w:top w:space="0" w:sz="0" w:val="nil"/>
-        <w:left w:space="0" w:sz="0" w:val="nil"/>
-        <w:bottom w:space="0" w:sz="0" w:val="nil"/>
-        <w:right w:space="0" w:sz="0" w:val="nil"/>
-        <w:between w:space="0" w:sz="0" w:val="nil"/>
-      </w:pBdr>
-      <w:shd w:fill="auto" w:val="clear"/>
-      <w:spacing w:after="80" w:before="360" w:line="276" w:lineRule="auto"/>
-      <w:ind w:left="0" w:right="0" w:firstLine="0"/>
-      <w:jc w:val="left"/>
-    </w:pPr>
-    <w:rPr>
-      <w:rFonts w:ascii="Georgia" w:cs="Georgia" w:eastAsia="Georgia" w:hAnsi="Georgia"/>
-      <w:b w:val="0"/>
-      <w:i w:val="1"/>
+      <w:iCs w:val="1"/>
       <w:smallCaps w:val="0"/>
       <w:strike w:val="0"/>
       <w:color w:val="666666"/>
@@ -4487,7 +4362,7 @@
 
 <file path=customXML/item1.xml><?xml version="1.0" encoding="utf-8"?>
 <go:gDocsCustomXmlDataStorage xmlns:go="http://customooxmlschemas.google.com/" xmlns:r="http://schemas.openxmlformats.org/officeDocument/2006/relationships" uri="GoogleDocsCustomDataVersion2">
-  <go:docsCustomData xmlns:go="http://customooxmlschemas.google.com/" roundtripDataSignature="AMtx7mg6gsMh0yU8QWFaiKtGe5CJ6syiBw==">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</go:docsCustomData>
+  <go:docsCustomData xmlns:go="http://customooxmlschemas.google.com/" roundtripDataSignature="AMtx7mj+k0j+ukc0PNqLZLeuBTAOT46Bag==">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</go:docsCustomData>
 </go:gDocsCustomXmlDataStorage>
 </file>
 
